--- a/templates/lettre_modele.docx
+++ b/templates/lettre_modele.docx
@@ -140,7 +140,10 @@
               <w:pStyle w:val="Adresse"/>
             </w:pPr>
             <w:r>
-              <w:t>[titre]</w:t>
+              <w:t>Service de recrutement</w:t>
+            </w:r>
+            <w:r>
+              <w:t xml:space="preserve"> </w:t>
             </w:r>
           </w:p>
           <w:p>
@@ -148,7 +151,17 @@
               <w:pStyle w:val="Adresse"/>
             </w:pPr>
             <w:r>
-              <w:t>[societe]</w:t>
+              <w:t>[</w:t>
+            </w:r>
+            <w:proofErr w:type="spellStart"/>
+            <w:proofErr w:type="gramStart"/>
+            <w:r>
+              <w:t>societe</w:t>
+            </w:r>
+            <w:proofErr w:type="spellEnd"/>
+            <w:proofErr w:type="gramEnd"/>
+            <w:r>
+              <w:t>]</w:t>
             </w:r>
           </w:p>
           <w:p>
@@ -156,7 +169,20 @@
               <w:pStyle w:val="Adresse"/>
             </w:pPr>
             <w:r>
-              <w:t>[adresse_postale]</w:t>
+              <w:t>[</w:t>
+            </w:r>
+            <w:proofErr w:type="spellStart"/>
+            <w:proofErr w:type="gramStart"/>
+            <w:r>
+              <w:t>adresse</w:t>
+            </w:r>
+            <w:proofErr w:type="gramEnd"/>
+            <w:r>
+              <w:t>_postale</w:t>
+            </w:r>
+            <w:proofErr w:type="spellEnd"/>
+            <w:r>
+              <w:t>]</w:t>
             </w:r>
           </w:p>
           <w:p>
@@ -164,7 +190,20 @@
               <w:pStyle w:val="Adresse"/>
             </w:pPr>
             <w:r>
-              <w:t>[code_postal]</w:t>
+              <w:t>[</w:t>
+            </w:r>
+            <w:proofErr w:type="spellStart"/>
+            <w:proofErr w:type="gramStart"/>
+            <w:r>
+              <w:t>code</w:t>
+            </w:r>
+            <w:proofErr w:type="gramEnd"/>
+            <w:r>
+              <w:t>_postal</w:t>
+            </w:r>
+            <w:proofErr w:type="spellEnd"/>
+            <w:r>
+              <w:t>]</w:t>
             </w:r>
           </w:p>
           <w:p>
@@ -260,7 +299,15 @@
               <w:t xml:space="preserve">en </w:t>
             </w:r>
             <w:r>
-              <w:t xml:space="preserve">PHP/Laravel, </w:t>
+              <w:t>PHP/</w:t>
+            </w:r>
+            <w:proofErr w:type="spellStart"/>
+            <w:r>
+              <w:t>Laravel</w:t>
+            </w:r>
+            <w:proofErr w:type="spellEnd"/>
+            <w:r>
+              <w:t xml:space="preserve">, </w:t>
             </w:r>
             <w:r>
               <w:t>Python,</w:t>
@@ -1235,7 +1282,6 @@
   <w:style w:type="character" w:default="1" w:styleId="Policepardfaut">
     <w:name w:val="Default Paragraph Font"/>
     <w:uiPriority w:val="1"/>
-    <w:semiHidden/>
     <w:unhideWhenUsed/>
   </w:style>
   <w:style w:type="table" w:default="1" w:styleId="TableauNormal">
@@ -1855,12 +1901,14 @@
     <w:rsid w:val="001C3E4B"/>
     <w:rsid w:val="004779E1"/>
     <w:rsid w:val="005829E5"/>
+    <w:rsid w:val="007A5401"/>
     <w:rsid w:val="009101D2"/>
     <w:rsid w:val="00913518"/>
     <w:rsid w:val="00A048B1"/>
     <w:rsid w:val="00AF7DCB"/>
     <w:rsid w:val="00C33355"/>
     <w:rsid w:val="00CF35E6"/>
+    <w:rsid w:val="00D84698"/>
     <w:rsid w:val="00FE0D62"/>
   </w:rsids>
   <m:mathPr>
@@ -2670,23 +2718,6 @@
 </file>
 
 <file path=customXml/item1.xml><?xml version="1.0" encoding="utf-8"?>
-<?mso-contentType ?>
-<FormTemplates xmlns="http://schemas.microsoft.com/sharepoint/v3/contenttype/forms">
-  <Display>DocumentLibraryForm</Display>
-  <Edit>DocumentLibraryForm</Edit>
-  <New>DocumentLibraryForm</New>
-</FormTemplates>
-</file>
-
-<file path=customXml/item2.xml><?xml version="1.0" encoding="utf-8"?>
-<p:properties xmlns:p="http://schemas.microsoft.com/office/2006/metadata/properties" xmlns:xsi="http://www.w3.org/2001/XMLSchema-instance" xmlns:pc="http://schemas.microsoft.com/office/infopath/2007/PartnerControls">
-  <documentManagement>
-    <MediaServiceKeyPoints xmlns="71af3243-3dd4-4a8d-8c0d-dd76da1f02a5" xsi:nil="true"/>
-  </documentManagement>
-</p:properties>
-</file>
-
-<file path=customXml/item3.xml><?xml version="1.0" encoding="utf-8"?>
 <ct:contentTypeSchema xmlns:ct="http://schemas.microsoft.com/office/2006/metadata/contentType" xmlns:ma="http://schemas.microsoft.com/office/2006/metadata/properties/metaAttributes" ct:_="" ma:_="" ma:contentTypeName="Document" ma:contentTypeID="0x01010079F111ED35F8CC479449609E8A0923A6" ma:contentTypeVersion="11" ma:contentTypeDescription="Create a new document." ma:contentTypeScope="" ma:versionID="1c2eb7a32e66fb6e4260f3771546a5e2">
   <xsd:schema xmlns:xsd="http://www.w3.org/2001/XMLSchema" xmlns:xs="http://www.w3.org/2001/XMLSchema" xmlns:p="http://schemas.microsoft.com/office/2006/metadata/properties" xmlns:ns2="71af3243-3dd4-4a8d-8c0d-dd76da1f02a5" xmlns:ns3="16c05727-aa75-4e4a-9b5f-8a80a1165891" targetNamespace="http://schemas.microsoft.com/office/2006/metadata/properties" ma:root="true" ma:fieldsID="04e1f6479c48b08974ba73b5ca973489" ns2:_="" ns3:_="">
     <xsd:import namespace="71af3243-3dd4-4a8d-8c0d-dd76da1f02a5"/>
@@ -2897,25 +2928,24 @@
 </ct:contentTypeSchema>
 </file>
 
-<file path=customXml/itemProps1.xml><?xml version="1.0" encoding="utf-8"?>
-<ds:datastoreItem xmlns:ds="http://schemas.openxmlformats.org/officeDocument/2006/customXml" ds:itemID="{3630FBCC-A926-441F-A1DD-7C612FD88149}">
-  <ds:schemaRefs>
-    <ds:schemaRef ds:uri="http://schemas.microsoft.com/sharepoint/v3/contenttype/forms"/>
-  </ds:schemaRefs>
-</ds:datastoreItem>
+<file path=customXml/item2.xml><?xml version="1.0" encoding="utf-8"?>
+<p:properties xmlns:p="http://schemas.microsoft.com/office/2006/metadata/properties" xmlns:xsi="http://www.w3.org/2001/XMLSchema-instance" xmlns:pc="http://schemas.microsoft.com/office/infopath/2007/PartnerControls">
+  <documentManagement>
+    <MediaServiceKeyPoints xmlns="71af3243-3dd4-4a8d-8c0d-dd76da1f02a5" xsi:nil="true"/>
+  </documentManagement>
+</p:properties>
 </file>
 
-<file path=customXml/itemProps2.xml><?xml version="1.0" encoding="utf-8"?>
-<ds:datastoreItem xmlns:ds="http://schemas.openxmlformats.org/officeDocument/2006/customXml" ds:itemID="{B7B03C41-7C44-40A7-B0F9-10640F9D80B5}">
-  <ds:schemaRefs>
-    <ds:schemaRef ds:uri="http://schemas.microsoft.com/office/2006/metadata/properties"/>
-    <ds:schemaRef ds:uri="http://schemas.microsoft.com/office/infopath/2007/PartnerControls"/>
-    <ds:schemaRef ds:uri="71af3243-3dd4-4a8d-8c0d-dd76da1f02a5"/>
-  </ds:schemaRefs>
-</ds:datastoreItem>
+<file path=customXml/item3.xml><?xml version="1.0" encoding="utf-8"?>
+<?mso-contentType ?>
+<FormTemplates xmlns="http://schemas.microsoft.com/sharepoint/v3/contenttype/forms">
+  <Display>DocumentLibraryForm</Display>
+  <Edit>DocumentLibraryForm</Edit>
+  <New>DocumentLibraryForm</New>
+</FormTemplates>
 </file>
 
-<file path=customXml/itemProps3.xml><?xml version="1.0" encoding="utf-8"?>
+<file path=customXml/itemProps1.xml><?xml version="1.0" encoding="utf-8"?>
 <ds:datastoreItem xmlns:ds="http://schemas.openxmlformats.org/officeDocument/2006/customXml" ds:itemID="{F1574C20-78E4-43FF-BE9E-4FC9F231448F}">
   <ds:schemaRefs>
     <ds:schemaRef ds:uri="http://schemas.microsoft.com/office/2006/metadata/contentType"/>
@@ -2932,4 +2962,22 @@
     <ds:schemaRef ds:uri="http://schemas.microsoft.com/internal/obd"/>
   </ds:schemaRefs>
 </ds:datastoreItem>
+</file>
+
+<file path=customXml/itemProps2.xml><?xml version="1.0" encoding="utf-8"?>
+<ds:datastoreItem xmlns:ds="http://schemas.openxmlformats.org/officeDocument/2006/customXml" ds:itemID="{B7B03C41-7C44-40A7-B0F9-10640F9D80B5}">
+  <ds:schemaRefs>
+    <ds:schemaRef ds:uri="http://schemas.microsoft.com/office/2006/metadata/properties"/>
+    <ds:schemaRef ds:uri="http://schemas.microsoft.com/office/infopath/2007/PartnerControls"/>
+    <ds:schemaRef ds:uri="71af3243-3dd4-4a8d-8c0d-dd76da1f02a5"/>
+  </ds:schemaRefs>
+</ds:datastoreItem>
+</file>
+
+<file path=customXml/itemProps3.xml><?xml version="1.0" encoding="utf-8"?>
+<ds:datastoreItem xmlns:ds="http://schemas.openxmlformats.org/officeDocument/2006/customXml" ds:itemID="{3630FBCC-A926-441F-A1DD-7C612FD88149}">
+  <ds:schemaRefs>
+    <ds:schemaRef ds:uri="http://schemas.microsoft.com/sharepoint/v3/contenttype/forms"/>
+  </ds:schemaRefs>
+</ds:datastoreItem>
 </file>